--- a/МатМодиИИ/ФОС/ОС_Б1.О.04.26_Математическая_физика.docx
+++ b/МатМодиИИ/ФОС/ОС_Б1.О.04.26_Математическая_физика.docx
@@ -688,7 +688,7 @@
           <w:lang w:eastAsia="ru-RU"/>
           <w14:ligatures w14:val="none"/>
         </w:rPr>
-        <w:t>Направленность (профиль) Математическое моделирование и искусственный интеллект</w:t>
+        <w:t>Направленность (профиль)/специализация программы: Математическое моделирование и искусственный интеллект</w:t>
       </w:r>
     </w:p>
     <w:p>
@@ -1013,7 +1013,7 @@
           <w:lang w:eastAsia="ru-RU"/>
           <w14:ligatures w14:val="none"/>
         </w:rPr>
-        <w:t xml:space="preserve">Рязань, </w:t>
+        <w:t xml:space="preserve">Рязань 2026</w:t>
       </w:r>
       <w:r>
         <w:rPr>
@@ -1024,7 +1024,7 @@
           <w:lang w:eastAsia="ru-RU"/>
           <w14:ligatures w14:val="none"/>
         </w:rPr>
-        <w:t>202</w:t>
+        <w:t/>
       </w:r>
       <w:r>
         <w:rPr>
@@ -1035,7 +1035,7 @@
           <w:lang w:eastAsia="ru-RU"/>
           <w14:ligatures w14:val="none"/>
         </w:rPr>
-        <w:t>6</w:t>
+        <w:t/>
       </w:r>
       <w:r>
         <w:rPr>
@@ -1116,7 +1116,7 @@
           <w:lang w:eastAsia="zh-CN"/>
           <w14:ligatures w14:val="none"/>
         </w:rPr>
-        <w:t xml:space="preserve">ПАСПОРТ ОЦЕНОЧНЫХ МАТЕРИАЛОВ ПО ДИСЦИПЛИНЕ </w:t>
+        <w:t xml:space="preserve">ПАСПОРТ ОЦЕНОЧНЫХ МАТЕРИАЛОВ ПО ДИСЦИПЛИНЕ (МОДУЛЮ) ДЛЯ ПРОМЕЖУТОЧНОЙ АТТЕСТАЦИИ (ЗАЧЕТ)</w:t>
       </w:r>
       <w:r>
         <w:rPr>
@@ -1125,7 +1125,7 @@
           <w14:ligatures w14:val="none"/>
         </w:rPr>
         <w:br/>
-        <w:t>ДЛЯ ПРОМЕЖУТОЧНОЙ АТТЕСТАЦИИ (ЗАЧЕТ)</w:t>
+        <w:t/>
       </w:r>
     </w:p>
     <w:tbl>
@@ -5680,7 +5680,7 @@
           <w:szCs w:val="28"/>
           <w14:ligatures w14:val="none"/>
         </w:rPr>
-        <w:t>Результаты выполнения обучающимся заданий на зачете оцениваются по шкале «зачтено» – «не зачтено</w:t>
+        <w:t>Результаты выполнения обучающимся заданий на зачете оцениваются по шкале «зачтено» – «не зачтено».</w:t>
       </w:r>
       <w:r>
         <w:rPr>
@@ -5690,7 +5690,7 @@
           <w:szCs w:val="28"/>
           <w14:ligatures w14:val="none"/>
         </w:rPr>
-        <w:t>.</w:t>
+        <w:t/>
       </w:r>
     </w:p>
     <w:p>
@@ -6096,6 +6096,24 @@
           <w14:ligatures w14:val="none"/>
         </w:rPr>
         <w:t>ОЦЕНОЧНЫЕ МАТЕРИАЛЫ ДЛЯ ПРОВЕДЕНИЯ ТЕКУЩЕГО КОНТРОЛЯ ОБУЧАЮЩИХСЯ ПО ДИСЦИПЛИНЕ</w:t>
+      </w:r>
+    </w:p>
+    <w:p>
+      <w:pPr>
+        <w:widowControl w:val="0"/>
+        <w:autoSpaceDE w:val="0"/>
+        <w:autoSpaceDN w:val="0"/>
+        <w:spacing w:after="0" w:line="240" w:lineRule="auto"/>
+        <w:ind w:left="450"/>
+        <w:jc w:val="center"/>
+        <w:rPr>
+          <w:rFonts w:ascii="Times New Roman" w:eastAsia="Times New Roman" w:hAnsi="Times New Roman" w:cs="Times New Roman"/>
+          <w:lang w:eastAsia="zh-CN"/>
+          <w14:ligatures w14:val="none"/>
+        </w:rPr>
+      </w:pPr>
+      <w:r>
+        <w:t>Лабораторные работы учебным планом не предусмотрены.</w:t>
       </w:r>
     </w:p>
     <w:p>
